--- a/document_templates/russian_library/Претензии/Финансовые_услуги/шаблон_Претензия_в_банк_общая_.docx
+++ b/document_templates/russian_library/Претензии/Финансовые_услуги/шаблон_Претензия_в_банк_общая_.docx
@@ -30,7 +30,7 @@
           <w:szCs w:val="24"/>
           <w:lang w:val="en-US"/>
         </w:rPr>
-        <w:t xml:space="preserve">: {{ w_t_w_r_w_prooferr_w_type_spellstart_w_r_w_rsidrpr_00e91062_w_rpr_w_rstyle_w_val_citation_67_w_rfonts_w_ascii_times_new_roman_w_hansi_times_new_roman_w_cs_times_new_roman_w_sz_w_val_24_w_szcs_w_val_24_w_lang_w_val_en_us_w_rpr_w_t_recipient_title_and_name_w_t_w_r_w_prooferr_w_type_spellend_w_r_w_rsidrpr_00e91062_w_rpr_w_rstyle_w_val_citation_67_w_rfonts_w_ascii_times_new_roman_w_hansi_times_new_roman_w_cs_times_new_roman_w_sz_w_val_24_w_szcs_w_val_24_w_lang_w_val_en_us_w_rpr_w_t_xml_space_preserve }}</w:t>
+        <w:t xml:space="preserve">: {{ recipient_title_and_name }}</w:t>
       </w:r>
     </w:p>
     <w:p>
@@ -44,7 +44,6 @@
           <w:lang w:val="en-US"/>
         </w:rPr>
       </w:pPr>
-      <w:proofErr w:type="gramStart"/>
       <w:r>
         <w:rPr>
           <w:rStyle w:val="citation-66"/>
@@ -53,7 +52,7 @@
           <w:szCs w:val="24"/>
           <w:lang w:val="en-US"/>
         </w:rPr>
-        <w:t xml:space="preserve">{{ w_t_w_r_w_prooferr_w_type_spellstart_w_r_w_rsidrpr_00e91062_w_rpr_w_rstyle_w_val_citation_66_w_rfonts_w_ascii_times_new_roman_w_hansi_times_new_roman_w_cs_times_new_roman_w_sz_w_val_24_w_szcs_w_val_24_w_lang_w_val_en_us_w_rpr_w_t_recipient_w_t_w_r_w_prooferr_w_type_gramend_w_r_w_rsidrpr_00e91062_w_rpr_w_rstyle_w_val_citation_66_w_rfonts_w_ascii_times_new_roman_w_hansi_times_new_roman_w_cs_times_new_roman_w_sz_w_val_24_w_szcs_w_val_24_w_lang_w_val_en_us_w_rpr_w_t_address_and_requisites_w_t_w_r_w_prooferr_w_type_spellend_w_r_w_rsidrpr_00e91062_w_rpr_w_rstyle_w_val_citation_66_w_rfonts_w_ascii_times_new_roman_w_hansi_times_new_roman_w_cs_times_new_roman_w_sz_w_val_24_w_szcs_w_val_24_w_lang_w_val_en_us_w_rpr_w_t_xml_space_preserve }}</w:t>
+        <w:t xml:space="preserve">{{ recipient_address_and_requisites }}</w:t>
       </w:r>
     </w:p>
     <w:p>
@@ -103,7 +102,7 @@
           <w:szCs w:val="24"/>
           <w:lang w:val="en-US"/>
         </w:rPr>
-        <w:t xml:space="preserve">: {{ w_t_w_r_w_prooferr_w_type_spellstart_w_r_w_rsidrpr_00e91062_w_rpr_w_rstyle_w_val_citation_65_w_rfonts_w_ascii_times_new_roman_w_hansi_times_new_roman_w_cs_times_new_roman_w_sz_w_val_24_w_szcs_w_val_24_w_lang_w_val_en_us_w_rpr_w_t_sender_full_name_and_passport_w_t_w_r_w_prooferr_w_type_spellend_w_r_w_rsidrpr_00e91062_w_rpr_w_rstyle_w_val_citation_65_w_rfonts_w_ascii_times_new_roman_w_hansi_times_new_roman_w_cs_times_new_roman_w_sz_w_val_24_w_szcs_w_val_24_w_lang_w_val_en_us_w_rpr_w_t_xml_space_preserve }}</w:t>
+        <w:t xml:space="preserve">: {{ sender_full_name_and_passport }}</w:t>
       </w:r>
     </w:p>
     <w:p>
@@ -153,7 +152,7 @@
           <w:szCs w:val="24"/>
           <w:lang w:val="en-US"/>
         </w:rPr>
-        <w:t xml:space="preserve">: {{ w_t_w_r_w_prooferr_w_type_spellstart_w_r_w_rsidrpr_00e91062_w_rpr_w_rstyle_w_val_citation_64_w_rfonts_w_ascii_times_new_roman_w_hansi_times_new_roman_w_cs_times_new_roman_w_sz_w_val_24_w_szcs_w_val_24_w_lang_w_val_en_us_w_rpr_w_t_sender_address_w_t_w_r_w_prooferr_w_type_spellend_w_r_w_rsidrpr_00e91062_w_rpr_w_rstyle_w_val_citation_64_w_rfonts_w_ascii_times_new_roman_w_hansi_times_new_roman_w_cs_times_new_roman_w_sz_w_val_24_w_szcs_w_val_24_w_lang_w_val_en_us_w_rpr_w_t_xml_space_preserve }}</w:t>
+        <w:t xml:space="preserve">: {{ sender_address }}</w:t>
       </w:r>
     </w:p>
     <w:p>
@@ -167,7 +166,6 @@
           <w:lang w:val="en-US"/>
         </w:rPr>
       </w:pPr>
-      <w:proofErr w:type="gramStart"/>
       <w:r>
         <w:rPr>
           <w:rStyle w:val="citation-63"/>
@@ -176,7 +174,7 @@
           <w:szCs w:val="24"/>
           <w:lang w:val="en-US"/>
         </w:rPr>
-        <w:t xml:space="preserve">{{ w_t_w_r_w_prooferr_w_type_spellstart_w_r_w_rsidrpr_00e91062_w_rpr_w_rstyle_w_val_citation_63_w_rfonts_w_ascii_times_new_roman_w_hansi_times_new_roman_w_cs_times_new_roman_w_sz_w_val_24_w_szcs_w_val_24_w_lang_w_val_en_us_w_rpr_w_t_document_w_t_w_r_w_prooferr_w_type_gramend_w_r_w_rsidrpr_00e91062_w_rpr_w_rstyle_w_val_citation_63_w_rfonts_w_ascii_times_new_roman_w_hansi_times_new_roman_w_cs_times_new_roman_w_sz_w_val_24_w_szcs_w_val_24_w_lang_w_val_en_us_w_rpr_w_t_date_w_t_w_r_w_prooferr_w_type_spellend_w_r_w_rsidrpr_00e91062_w_rpr_w_rstyle_w_val_citation_63_w_rfonts_w_ascii_times_new_roman_w_hansi_times_new_roman_w_cs_times_new_roman_w_sz_w_val_24_w_szcs_w_val_24_w_lang_w_val_en_us_w_rpr_w_t_xml_space_preserve }}</w:t>
+        <w:t xml:space="preserve">{{ document_date }}</w:t>
       </w:r>
     </w:p>
     <w:p>
@@ -206,7 +204,7 @@
           <w:szCs w:val="24"/>
           <w:lang w:val="en-US"/>
         </w:rPr>
-        <w:t xml:space="preserve">: {{ w_t_w_r_w_prooferr_w_type_spellstart_w_r_w_rsidrpr_00e91062_w_rpr_w_rstyle_w_val_citation_62_w_rfonts_w_ascii_times_new_roman_w_hansi_times_new_roman_w_cs_times_new_roman_w_sz_w_val_24_w_szcs_w_val_24_w_lang_w_val_en_us_w_rpr_w_t_sender_phone_w_t_w_r_w_prooferr_w_type_spellend_w_r_w_rsidrpr_00e91062_w_rpr_w_rstyle_w_val_citation_62_w_rfonts_w_ascii_times_new_roman_w_hansi_times_new_roman_w_cs_times_new_roman_w_sz_w_val_24_w_szcs_w_val_24_w_lang_w_val_en_us_w_rpr_w_t_xml_space_preserve }} </w:t>
+        <w:t xml:space="preserve">: {{ sender_phone }} </w:t>
       </w:r>
     </w:p>
     <w:p>
@@ -291,7 +289,7 @@
           <w:szCs w:val="24"/>
           <w:lang w:val="en-US"/>
         </w:rPr>
-        <w:t xml:space="preserve">, {{ w_t_w_r_w_prooferr_w_type_spellstart_w_r_w_rsidrpr_00e91062_w_rpr_w_rfonts_w_ascii_times_new_roman_w_hansi_times_new_roman_w_cs_times_new_roman_w_sz_w_val_24_w_szcs_w_val_24_w_lang_w_val_en_us_w_rpr_w_t_sender_name_w_t_w_r_w_prooferr_w_type_spellend_w_r_w_rsidrpr_00e91062_w_rpr_w_rfonts_w_ascii_times_new_roman_w_hansi_times_new_roman_w_cs_times_new_roman_w_sz_w_val_24_w_szcs_w_val_24_w_lang_w_val_en_us_w_rpr_w_t_xml_space_preserve }}, {{ w_t_w_r_w_prooferr_w_type_spellstart_w_r_w_rsidrpr_00e91062_w_rpr_w_rfonts_w_ascii_times_new_roman_w_hansi_times_new_roman_w_cs_times_new_roman_w_sz_w_val_24_w_szcs_w_val_24_w_lang_w_val_en_us_w_rpr_w_t_event_date_w_t_w_r_w_prooferr_w_type_spellend_w_r_w_rsidrpr_00e91062_w_rpr_w_rfonts_w_ascii_times_new_roman_w_hansi_times_new_roman_w_cs_times_new_roman_w_sz_w_val_24_w_szcs_w_val_24_w_lang_w_val_en_us_w_rpr_w_t_xml_space_preserve }} </w:t>
+        <w:t xml:space="preserve">, {{ sender_name }}, {{ event_date }} </w:t>
       </w:r>
       <w:r>
         <w:rPr>
@@ -310,7 +308,6 @@
         </w:rPr>
         <w:t xml:space="preserve">. </w:t>
       </w:r>
-      <w:proofErr w:type="gramStart"/>
       <w:r>
         <w:rPr>
           <w:rStyle w:val="citation-60"/>
@@ -319,7 +316,7 @@
           <w:szCs w:val="24"/>
           <w:lang w:val="en-US"/>
         </w:rPr>
-        <w:t xml:space="preserve">{{ w_t_w_r_w_prooferr_w_type_spellstart_w_r_w_rsidrpr_00e91062_w_rpr_w_rstyle_w_val_citation_60_w_rfonts_w_ascii_times_new_roman_w_hansi_times_new_roman_w_cs_times_new_roman_w_sz_w_val_24_w_szcs_w_val_24_w_lang_w_val_en_us_w_rpr_w_t_event_w_t_w_r_w_prooferr_w_type_gramend_w_r_w_rsidrpr_00e91062_w_rpr_w_rstyle_w_val_citation_60_w_rfonts_w_ascii_times_new_roman_w_hansi_times_new_roman_w_cs_times_new_roman_w_sz_w_val_24_w_szcs_w_val_24_w_lang_w_val_en_us_w_rpr_w_t_description_and_facts_w_t_w_r_w_prooferr_w_type_spellend_w_r_w_rsidrpr_00e91062_w_rpr_w_rstyle_w_val_citation_60_w_rfonts_w_ascii_times_new_roman_w_hansi_times_new_roman_w_cs_times_new_roman_w_sz_w_val_24_w_szcs_w_val_24_w_lang_w_val_en_us_w_rpr_w_t_xml_space_preserve }}. </w:t>
+        <w:t xml:space="preserve">{{ event_description_and_facts }}. </w:t>
       </w:r>
     </w:p>
     <w:p>
@@ -440,15 +437,14 @@
           <w:szCs w:val="24"/>
         </w:rPr>
       </w:pPr>
-      <w:proofErr w:type="gramStart"/>
-      <w:r>
-        <w:rPr>
-          <w:rFonts w:ascii="Times New Roman" w:hAnsi="Times New Roman" w:cs="Times New Roman"/>
-          <w:sz w:val="24"/>
-          <w:szCs w:val="24"/>
-          <w:lang w:val="en-US"/>
-        </w:rPr>
-        <w:t xml:space="preserve">{{ w_t_w_r_w_prooferr_w_type_spellstart_w_r_w_rpr_w_rfonts_w_ascii_times_new_roman_w_hansi_times_new_roman_w_cs_times_new_roman_w_sz_w_val_24_w_szcs_w_val_24_w_lang_w_val_en_us_w_rpr_w_t_sender_w_t_w_r_w_prooferr_w_type_gramend_w_r_w_rpr_w_rfonts_w_ascii_times_new_roman_w_hansi_times_new_roman_w_cs_times_new_roman_w_sz_w_val_24_w_szcs_w_val_24_w_lang_w_val_en_us_w_rpr_w_t_full_name_w_t_w_r_w_prooferr_w_type_spellend_w_r_w_rpr_w_rfonts_w_ascii_times_new_roman_w_hansi_times_new_roman_w_cs_times_new_roman_w_sz_w_val_24_w_szcs_w_val_24_w_lang_w_val_en_us_w_rpr_w_t_xml_space_preserve }}</w:t>
+      <w:r>
+        <w:rPr>
+          <w:rFonts w:ascii="Times New Roman" w:hAnsi="Times New Roman" w:cs="Times New Roman"/>
+          <w:sz w:val="24"/>
+          <w:szCs w:val="24"/>
+          <w:lang w:val="en-US"/>
+        </w:rPr>
+        <w:t xml:space="preserve">{{ sender_full_name }}</w:t>
       </w:r>
       <w:r>
         <w:rPr>
